--- a/resume.docx
+++ b/resume.docx
@@ -36,7 +36,7 @@
       <w:pPr>
         <w:spacing w:after="200" w:before="0"/>
       </w:pPr>
-      <w:hyperlink w:history="1" r:id="rId7kb7jizigecxvfidf3c51">
+      <w:hyperlink w:history="1" r:id="rId0rhjal_3gzncc0jzuphx0">
         <w:r>
           <w:rPr>
             <w:rFonts w:ascii="Arial" w:cs="Arial" w:eastAsia="Arial" w:hAnsi="Arial"/>
@@ -318,7 +318,7 @@
                 <w:sz w:val="19"/>
                 <w:szCs w:val="19"/>
               </w:rPr>
-              <w:t xml:space="preserve">PostgreSQL  ·  MongoDB  ·  Neo4j  ·  SQL (relational design)</w:t>
+              <w:t xml:space="preserve">PostgreSQL  ·  SQLite  ·  MongoDB  ·  Neo4j  ·  SQL (relational design)</w:t>
             </w:r>
           </w:p>
         </w:tc>
@@ -446,7 +446,7 @@
                 <w:sz w:val="19"/>
                 <w:szCs w:val="19"/>
               </w:rPr>
-              <w:t xml:space="preserve">Git  ·  Linux  ·  GitHub Pages  ·  .NET / Visual Studio  ·  Jira</w:t>
+              <w:t xml:space="preserve">Git  ·  Docker  ·  Linux  ·  GitHub Pages  ·  .NET / Visual Studio  ·  Jira</w:t>
             </w:r>
           </w:p>
         </w:tc>
@@ -562,7 +562,7 @@
         </w:rPr>
         <w:t xml:space="preserve">	</w:t>
       </w:r>
-      <w:hyperlink w:history="1" r:id="rIdndgah3d9ykjvxlvzaiij4">
+      <w:hyperlink w:history="1" r:id="rIdhzgrgyoixlsb8ivsovdxt">
         <w:r>
           <w:rPr>
             <w:rFonts w:ascii="Arial" w:cs="Arial" w:eastAsia="Arial" w:hAnsi="Arial"/>
@@ -706,7 +706,7 @@
         </w:rPr>
         <w:t xml:space="preserve">	</w:t>
       </w:r>
-      <w:hyperlink w:history="1" r:id="rId3ep646yam1j-mvlwmh2pu">
+      <w:hyperlink w:history="1" r:id="rIdg2tnhoanvnjhutnpddi1z">
         <w:r>
           <w:rPr>
             <w:rFonts w:ascii="Arial" w:cs="Arial" w:eastAsia="Arial" w:hAnsi="Arial"/>
@@ -831,7 +831,7 @@
         </w:rPr>
         <w:t xml:space="preserve">	</w:t>
       </w:r>
-      <w:hyperlink w:history="1" r:id="rIdrgeolm5yv4hqj9euyhguw">
+      <w:hyperlink w:history="1" r:id="rId6qp0om4owbb_y0xxtzoin">
         <w:r>
           <w:rPr>
             <w:rFonts w:ascii="Arial" w:cs="Arial" w:eastAsia="Arial" w:hAnsi="Arial"/>
@@ -851,7 +851,7 @@
         </w:rPr>
         <w:t xml:space="preserve">  </w:t>
       </w:r>
-      <w:hyperlink w:history="1" r:id="rId8xofr83gdich1yken4rle">
+      <w:hyperlink w:history="1" r:id="rIdcxbfsbnx863wzwoskmnla">
         <w:r>
           <w:rPr>
             <w:rFonts w:ascii="Arial" w:cs="Arial" w:eastAsia="Arial" w:hAnsi="Arial"/>
@@ -871,7 +871,7 @@
         </w:rPr>
         <w:t xml:space="preserve">  </w:t>
       </w:r>
-      <w:hyperlink w:history="1" r:id="rIdoixorw3zhhwyfuimvfy2w">
+      <w:hyperlink w:history="1" r:id="rIdrszn6w4dub9jngoxldain">
         <w:r>
           <w:rPr>
             <w:rFonts w:ascii="Arial" w:cs="Arial" w:eastAsia="Arial" w:hAnsi="Arial"/>
@@ -1015,7 +1015,7 @@
         </w:rPr>
         <w:t xml:space="preserve">	</w:t>
       </w:r>
-      <w:hyperlink w:history="1" r:id="rIdhg8sxudedbb-thawcpc5k">
+      <w:hyperlink w:history="1" r:id="rIdgbxwlpzf7ij7kxkmc_yb0">
         <w:r>
           <w:rPr>
             <w:rFonts w:ascii="Arial" w:cs="Arial" w:eastAsia="Arial" w:hAnsi="Arial"/>
@@ -1035,7 +1035,7 @@
         </w:rPr>
         <w:t xml:space="preserve">  </w:t>
       </w:r>
-      <w:hyperlink w:history="1" r:id="rIdbvu5eurixo73kpsuq8cv5">
+      <w:hyperlink w:history="1" r:id="rIdpkpo0rzntda_bejj5igtp">
         <w:r>
           <w:rPr>
             <w:rFonts w:ascii="Arial" w:cs="Arial" w:eastAsia="Arial" w:hAnsi="Arial"/>
@@ -1179,7 +1179,7 @@
         </w:rPr>
         <w:t xml:space="preserve">	</w:t>
       </w:r>
-      <w:hyperlink w:history="1" r:id="rIdum7b1fik6uetd9njmrqzc">
+      <w:hyperlink w:history="1" r:id="rIdbb6qhptjofwccb-s0oluw">
         <w:r>
           <w:rPr>
             <w:rFonts w:ascii="Arial" w:cs="Arial" w:eastAsia="Arial" w:hAnsi="Arial"/>
@@ -1304,7 +1304,7 @@
         </w:rPr>
         <w:t xml:space="preserve">	</w:t>
       </w:r>
-      <w:hyperlink w:history="1" r:id="rIdlqorx3vh-oicrvcvmzq25">
+      <w:hyperlink w:history="1" r:id="rIdzofohzfdzxdsrn8rnzngt">
         <w:r>
           <w:rPr>
             <w:rFonts w:ascii="Arial" w:cs="Arial" w:eastAsia="Arial" w:hAnsi="Arial"/>
@@ -1446,7 +1446,7 @@
         </w:rPr>
         <w:t xml:space="preserve">	</w:t>
       </w:r>
-      <w:hyperlink w:history="1" r:id="rId6fjct85vsr5ktv5jxuj84">
+      <w:hyperlink w:history="1" r:id="rIdglzfxppv5hjfciccl3t3q">
         <w:r>
           <w:rPr>
             <w:rFonts w:ascii="Arial" w:cs="Arial" w:eastAsia="Arial" w:hAnsi="Arial"/>
@@ -1571,7 +1571,7 @@
         </w:rPr>
         <w:t xml:space="preserve">	</w:t>
       </w:r>
-      <w:hyperlink w:history="1" r:id="rIdzlzidfigv-py2xof5fykr">
+      <w:hyperlink w:history="1" r:id="rIdg6igtvzhvzetnqxrrqka5">
         <w:r>
           <w:rPr>
             <w:rFonts w:ascii="Arial" w:cs="Arial" w:eastAsia="Arial" w:hAnsi="Arial"/>
@@ -1658,7 +1658,7 @@
         </w:rPr>
         <w:t xml:space="preserve">	</w:t>
       </w:r>
-      <w:hyperlink w:history="1" r:id="rIdxeonsgack9gkh-giegsps">
+      <w:hyperlink w:history="1" r:id="rId3yb_sgz9istfqmy6phkmn">
         <w:r>
           <w:rPr>
             <w:rFonts w:ascii="Arial" w:cs="Arial" w:eastAsia="Arial" w:hAnsi="Arial"/>
@@ -1745,7 +1745,7 @@
         </w:rPr>
         <w:t xml:space="preserve">	</w:t>
       </w:r>
-      <w:hyperlink w:history="1" r:id="rIdbhie-pvh74f9hcoefxnuw">
+      <w:hyperlink w:history="1" r:id="rIdhnqiwzrs3wasf4cc3zdlz">
         <w:r>
           <w:rPr>
             <w:rFonts w:ascii="Arial" w:cs="Arial" w:eastAsia="Arial" w:hAnsi="Arial"/>
@@ -1870,7 +1870,7 @@
         </w:rPr>
         <w:t xml:space="preserve">	</w:t>
       </w:r>
-      <w:hyperlink w:history="1" r:id="rIdlu-rhzvnmm2aezrrlgqe2">
+      <w:hyperlink w:history="1" r:id="rIdz3huy1vj_00q7iueclfiw">
         <w:r>
           <w:rPr>
             <w:rFonts w:ascii="Arial" w:cs="Arial" w:eastAsia="Arial" w:hAnsi="Arial"/>
@@ -1995,7 +1995,7 @@
         </w:rPr>
         <w:t xml:space="preserve">	</w:t>
       </w:r>
-      <w:hyperlink w:history="1" r:id="rId9m2aa-9pfx0gcl9tonfgd">
+      <w:hyperlink w:history="1" r:id="rId2c1y0dyau5vcn75hnmofm">
         <w:r>
           <w:rPr>
             <w:rFonts w:ascii="Arial" w:cs="Arial" w:eastAsia="Arial" w:hAnsi="Arial"/>
@@ -2101,7 +2101,7 @@
         </w:rPr>
         <w:t xml:space="preserve">	</w:t>
       </w:r>
-      <w:hyperlink w:history="1" r:id="rIdqqh5dclxwcejducdpqzww">
+      <w:hyperlink w:history="1" r:id="rIdkpezr8c9c8sv4cl7vfhg8">
         <w:r>
           <w:rPr>
             <w:rFonts w:ascii="Arial" w:cs="Arial" w:eastAsia="Arial" w:hAnsi="Arial"/>

--- a/resume.docx
+++ b/resume.docx
@@ -23,7 +23,7 @@
         <w:spacing w:after="140" w:before="0"/>
         <w:jc w:val="center"/>
       </w:pPr>
-      <w:hyperlink w:history="1" r:id="rIdc-1rwgkyisjzquw9oyvui">
+      <w:hyperlink w:history="1" r:id="rIdgnuehabkrypiys1i0rf-8">
         <w:r>
           <w:rPr>
             <w:rFonts w:ascii="Garamond" w:cs="Garamond" w:eastAsia="Garamond" w:hAnsi="Garamond"/>
@@ -767,7 +767,7 @@
         </w:rPr>
         <w:t xml:space="preserve"> </w:t>
       </w:r>
-      <w:hyperlink w:history="1" r:id="rIdk4uotxx1d37gmdbq4scfm">
+      <w:hyperlink w:history="1" r:id="rIdusgkcbgtlsnfwkn-a7beb">
         <w:r>
           <w:rPr>
             <w:rFonts w:ascii="Garamond" w:cs="Garamond" w:eastAsia="Garamond" w:hAnsi="Garamond"/>
@@ -855,7 +855,7 @@
         </w:rPr>
         <w:t xml:space="preserve"> </w:t>
       </w:r>
-      <w:hyperlink w:history="1" r:id="rId5e_ojzd23aylj5madtjk4">
+      <w:hyperlink w:history="1" r:id="rIdnickppvdgtupslaltnup0">
         <w:r>
           <w:rPr>
             <w:rFonts w:ascii="Garamond" w:cs="Garamond" w:eastAsia="Garamond" w:hAnsi="Garamond"/>
@@ -961,7 +961,7 @@
         </w:rPr>
         <w:t xml:space="preserve"> </w:t>
       </w:r>
-      <w:hyperlink w:history="1" r:id="rIdbl_o9zxkd_qwpr16uqgrh">
+      <w:hyperlink w:history="1" r:id="rIdcufa2b5m_2w8-hilvwjcd">
         <w:r>
           <w:rPr>
             <w:rFonts w:ascii="Garamond" w:cs="Garamond" w:eastAsia="Garamond" w:hAnsi="Garamond"/>
@@ -1067,7 +1067,7 @@
         </w:rPr>
         <w:t xml:space="preserve"> </w:t>
       </w:r>
-      <w:hyperlink w:history="1" r:id="rIdsueunhrihxafioiu0csk-">
+      <w:hyperlink w:history="1" r:id="rIdi1emyn_a0doqvbkjyydyd">
         <w:r>
           <w:rPr>
             <w:rFonts w:ascii="Garamond" w:cs="Garamond" w:eastAsia="Garamond" w:hAnsi="Garamond"/>
@@ -1155,7 +1155,7 @@
         </w:rPr>
         <w:t xml:space="preserve"> </w:t>
       </w:r>
-      <w:hyperlink w:history="1" r:id="rIdjhoaoslqgkerfc0ee0nd3">
+      <w:hyperlink w:history="1" r:id="rId-jrd1m9rslpacfgsgiu03">
         <w:r>
           <w:rPr>
             <w:rFonts w:ascii="Garamond" w:cs="Garamond" w:eastAsia="Garamond" w:hAnsi="Garamond"/>
@@ -1279,7 +1279,7 @@
         </w:rPr>
         <w:t xml:space="preserve"> </w:t>
       </w:r>
-      <w:hyperlink w:history="1" r:id="rIdvuf_gvjduo4rj4cpx0x2g">
+      <w:hyperlink w:history="1" r:id="rId_wdm6l6gtoq3cga8tkzwl">
         <w:r>
           <w:rPr>
             <w:rFonts w:ascii="Garamond" w:cs="Garamond" w:eastAsia="Garamond" w:hAnsi="Garamond"/>
@@ -1384,7 +1384,7 @@
         </w:rPr>
         <w:t xml:space="preserve"> </w:t>
       </w:r>
-      <w:hyperlink w:history="1" r:id="rId7uucig_ubqg4hppnbusyx">
+      <w:hyperlink w:history="1" r:id="rIdbnbed9hcswp2hvg34-obo">
         <w:r>
           <w:rPr>
             <w:rFonts w:ascii="Garamond" w:cs="Garamond" w:eastAsia="Garamond" w:hAnsi="Garamond"/>
@@ -1454,7 +1454,7 @@
         </w:rPr>
         <w:t xml:space="preserve"> </w:t>
       </w:r>
-      <w:hyperlink w:history="1" r:id="rIdd35_lova62l11yuewzbn6">
+      <w:hyperlink w:history="1" r:id="rIdf2jratl8i84qrjkkvv603">
         <w:r>
           <w:rPr>
             <w:rFonts w:ascii="Garamond" w:cs="Garamond" w:eastAsia="Garamond" w:hAnsi="Garamond"/>
@@ -1524,7 +1524,7 @@
         </w:rPr>
         <w:t xml:space="preserve"> </w:t>
       </w:r>
-      <w:hyperlink w:history="1" r:id="rIdb6uj3e8b0gje4cbmzzsez">
+      <w:hyperlink w:history="1" r:id="rIdqjfw13obkojxj_jmuxbj3">
         <w:r>
           <w:rPr>
             <w:rFonts w:ascii="Garamond" w:cs="Garamond" w:eastAsia="Garamond" w:hAnsi="Garamond"/>
@@ -1594,7 +1594,7 @@
         </w:rPr>
         <w:t xml:space="preserve"> </w:t>
       </w:r>
-      <w:hyperlink w:history="1" r:id="rIdb3uuw56ysmdqvrrebkfpu">
+      <w:hyperlink w:history="1" r:id="rIdu-znwk56ctwilaqks3svr">
         <w:r>
           <w:rPr>
             <w:rFonts w:ascii="Garamond" w:cs="Garamond" w:eastAsia="Garamond" w:hAnsi="Garamond"/>
@@ -1664,7 +1664,7 @@
         </w:rPr>
         <w:t xml:space="preserve"> </w:t>
       </w:r>
-      <w:hyperlink w:history="1" r:id="rIduplpynf_xi7tm-tph01bc">
+      <w:hyperlink w:history="1" r:id="rIdd-x38uiio5u78exfgn_qr">
         <w:r>
           <w:rPr>
             <w:rFonts w:ascii="Garamond" w:cs="Garamond" w:eastAsia="Garamond" w:hAnsi="Garamond"/>
@@ -1734,7 +1734,7 @@
         </w:rPr>
         <w:t xml:space="preserve"> </w:t>
       </w:r>
-      <w:hyperlink w:history="1" r:id="rIdtsramr1mrygvxlc25xdrz">
+      <w:hyperlink w:history="1" r:id="rId-91sykji5zjo7gkhagbvv">
         <w:r>
           <w:rPr>
             <w:rFonts w:ascii="Garamond" w:cs="Garamond" w:eastAsia="Garamond" w:hAnsi="Garamond"/>
@@ -1804,7 +1804,7 @@
         </w:rPr>
         <w:t xml:space="preserve"> </w:t>
       </w:r>
-      <w:hyperlink w:history="1" r:id="rIdt1ekeipndgm9go3cjmf-l">
+      <w:hyperlink w:history="1" r:id="rIda2nvtcfaydksz2uvlt0ag">
         <w:r>
           <w:rPr>
             <w:rFonts w:ascii="Garamond" w:cs="Garamond" w:eastAsia="Garamond" w:hAnsi="Garamond"/>

--- a/resume.docx
+++ b/resume.docx
@@ -23,7 +23,7 @@
         <w:spacing w:after="140" w:before="0"/>
         <w:jc w:val="center"/>
       </w:pPr>
-      <w:hyperlink w:history="1" r:id="rIdgnuehabkrypiys1i0rf-8">
+      <w:hyperlink w:history="1" r:id="rIdlvbepkub1kmefwfgggbwz">
         <w:r>
           <w:rPr>
             <w:rFonts w:ascii="Garamond" w:cs="Garamond" w:eastAsia="Garamond" w:hAnsi="Garamond"/>
@@ -767,7 +767,7 @@
         </w:rPr>
         <w:t xml:space="preserve"> </w:t>
       </w:r>
-      <w:hyperlink w:history="1" r:id="rIdusgkcbgtlsnfwkn-a7beb">
+      <w:hyperlink w:history="1" r:id="rId8uuq2y-po5fgaj-ixqfef">
         <w:r>
           <w:rPr>
             <w:rFonts w:ascii="Garamond" w:cs="Garamond" w:eastAsia="Garamond" w:hAnsi="Garamond"/>
@@ -855,7 +855,7 @@
         </w:rPr>
         <w:t xml:space="preserve"> </w:t>
       </w:r>
-      <w:hyperlink w:history="1" r:id="rIdnickppvdgtupslaltnup0">
+      <w:hyperlink w:history="1" r:id="rIdiugjlad3vcsklnh0ztozy">
         <w:r>
           <w:rPr>
             <w:rFonts w:ascii="Garamond" w:cs="Garamond" w:eastAsia="Garamond" w:hAnsi="Garamond"/>
@@ -961,7 +961,7 @@
         </w:rPr>
         <w:t xml:space="preserve"> </w:t>
       </w:r>
-      <w:hyperlink w:history="1" r:id="rIdcufa2b5m_2w8-hilvwjcd">
+      <w:hyperlink w:history="1" r:id="rIddaimcfze3kutpj6ni7i4a">
         <w:r>
           <w:rPr>
             <w:rFonts w:ascii="Garamond" w:cs="Garamond" w:eastAsia="Garamond" w:hAnsi="Garamond"/>
@@ -1067,7 +1067,7 @@
         </w:rPr>
         <w:t xml:space="preserve"> </w:t>
       </w:r>
-      <w:hyperlink w:history="1" r:id="rIdi1emyn_a0doqvbkjyydyd">
+      <w:hyperlink w:history="1" r:id="rId8owwjmhkojiclkijmvny1">
         <w:r>
           <w:rPr>
             <w:rFonts w:ascii="Garamond" w:cs="Garamond" w:eastAsia="Garamond" w:hAnsi="Garamond"/>
@@ -1155,7 +1155,7 @@
         </w:rPr>
         <w:t xml:space="preserve"> </w:t>
       </w:r>
-      <w:hyperlink w:history="1" r:id="rId-jrd1m9rslpacfgsgiu03">
+      <w:hyperlink w:history="1" r:id="rId3wp9pioldzbijewvvlibh">
         <w:r>
           <w:rPr>
             <w:rFonts w:ascii="Garamond" w:cs="Garamond" w:eastAsia="Garamond" w:hAnsi="Garamond"/>
@@ -1279,7 +1279,7 @@
         </w:rPr>
         <w:t xml:space="preserve"> </w:t>
       </w:r>
-      <w:hyperlink w:history="1" r:id="rId_wdm6l6gtoq3cga8tkzwl">
+      <w:hyperlink w:history="1" r:id="rId06qjyuuh2wgkl--gnqabu">
         <w:r>
           <w:rPr>
             <w:rFonts w:ascii="Garamond" w:cs="Garamond" w:eastAsia="Garamond" w:hAnsi="Garamond"/>
@@ -1384,7 +1384,7 @@
         </w:rPr>
         <w:t xml:space="preserve"> </w:t>
       </w:r>
-      <w:hyperlink w:history="1" r:id="rIdbnbed9hcswp2hvg34-obo">
+      <w:hyperlink w:history="1" r:id="rIdm7wj8stjrb4jfmdv82os4">
         <w:r>
           <w:rPr>
             <w:rFonts w:ascii="Garamond" w:cs="Garamond" w:eastAsia="Garamond" w:hAnsi="Garamond"/>
@@ -1454,7 +1454,7 @@
         </w:rPr>
         <w:t xml:space="preserve"> </w:t>
       </w:r>
-      <w:hyperlink w:history="1" r:id="rIdf2jratl8i84qrjkkvv603">
+      <w:hyperlink w:history="1" r:id="rIdi_yyqv29qudn0vexd-wds">
         <w:r>
           <w:rPr>
             <w:rFonts w:ascii="Garamond" w:cs="Garamond" w:eastAsia="Garamond" w:hAnsi="Garamond"/>
@@ -1524,7 +1524,7 @@
         </w:rPr>
         <w:t xml:space="preserve"> </w:t>
       </w:r>
-      <w:hyperlink w:history="1" r:id="rIdqjfw13obkojxj_jmuxbj3">
+      <w:hyperlink w:history="1" r:id="rIdmkk7za0fckicz2gsxvo_s">
         <w:r>
           <w:rPr>
             <w:rFonts w:ascii="Garamond" w:cs="Garamond" w:eastAsia="Garamond" w:hAnsi="Garamond"/>
@@ -1594,7 +1594,7 @@
         </w:rPr>
         <w:t xml:space="preserve"> </w:t>
       </w:r>
-      <w:hyperlink w:history="1" r:id="rIdu-znwk56ctwilaqks3svr">
+      <w:hyperlink w:history="1" r:id="rIdsetituuzp_g8fdwvbpryi">
         <w:r>
           <w:rPr>
             <w:rFonts w:ascii="Garamond" w:cs="Garamond" w:eastAsia="Garamond" w:hAnsi="Garamond"/>
@@ -1664,7 +1664,7 @@
         </w:rPr>
         <w:t xml:space="preserve"> </w:t>
       </w:r>
-      <w:hyperlink w:history="1" r:id="rIdd-x38uiio5u78exfgn_qr">
+      <w:hyperlink w:history="1" r:id="rIdwnoo_mfsqgr8f5pxvqpoc">
         <w:r>
           <w:rPr>
             <w:rFonts w:ascii="Garamond" w:cs="Garamond" w:eastAsia="Garamond" w:hAnsi="Garamond"/>
@@ -1734,7 +1734,7 @@
         </w:rPr>
         <w:t xml:space="preserve"> </w:t>
       </w:r>
-      <w:hyperlink w:history="1" r:id="rId-91sykji5zjo7gkhagbvv">
+      <w:hyperlink w:history="1" r:id="rIddojl6oidwbwl56tzwyead">
         <w:r>
           <w:rPr>
             <w:rFonts w:ascii="Garamond" w:cs="Garamond" w:eastAsia="Garamond" w:hAnsi="Garamond"/>
@@ -1804,7 +1804,7 @@
         </w:rPr>
         <w:t xml:space="preserve"> </w:t>
       </w:r>
-      <w:hyperlink w:history="1" r:id="rIda2nvtcfaydksz2uvlt0ag">
+      <w:hyperlink w:history="1" r:id="rIddsft6jopzqp6kweavsnoh">
         <w:r>
           <w:rPr>
             <w:rFonts w:ascii="Garamond" w:cs="Garamond" w:eastAsia="Garamond" w:hAnsi="Garamond"/>
